--- a/cover_letter/Cover Letter.docx
+++ b/cover_letter/Cover Letter.docx
@@ -74,8 +74,20 @@
           <w:sz w:val="24"/>
           <w:szCs w:val="24"/>
         </w:rPr>
-        <w:t>Causal discovery in urban data with temporal empirical dynamic modeling</w:t>
-      </w:r>
+        <w:t xml:space="preserve">Causal discovery in urban data with temporal empirical dynamic modeling: The R package </w:t>
+      </w:r>
+      <w:proofErr w:type="spellStart"/>
+      <w:r>
+        <w:rPr>
+          <w:rFonts w:ascii="Times New Roman" w:hAnsi="Times New Roman" w:cs="Times New Roman" w:hint="eastAsia"/>
+          <w:b/>
+          <w:bCs/>
+          <w:sz w:val="24"/>
+          <w:szCs w:val="24"/>
+        </w:rPr>
+        <w:t>tEDM</w:t>
+      </w:r>
+      <w:proofErr w:type="spellEnd"/>
       <w:r>
         <w:rPr>
           <w:rFonts w:ascii="Times New Roman" w:hAnsi="Times New Roman" w:cs="Times New Roman"/>
@@ -86,13 +98,49 @@
       </w:r>
       <w:r>
         <w:rPr>
-          <w:rFonts w:ascii="Times New Roman" w:hAnsi="Times New Roman" w:cs="Times New Roman" w:hint="eastAsia"/>
+          <w:rFonts w:ascii="Times New Roman" w:hAnsi="Times New Roman" w:cs="Times New Roman"/>
           <w:i/>
           <w:iCs/>
           <w:sz w:val="24"/>
           <w:szCs w:val="24"/>
         </w:rPr>
-        <w:t>Computers, Environment and Urban Systems</w:t>
+        <w:t xml:space="preserve">Open Urban Data Science </w:t>
+      </w:r>
+      <w:r>
+        <w:rPr>
+          <w:rFonts w:ascii="Times New Roman" w:hAnsi="Times New Roman" w:cs="Times New Roman"/>
+          <w:sz w:val="24"/>
+          <w:szCs w:val="24"/>
+        </w:rPr>
+        <w:t>special issue</w:t>
+      </w:r>
+      <w:r>
+        <w:rPr>
+          <w:rFonts w:ascii="Times New Roman" w:hAnsi="Times New Roman" w:cs="Times New Roman"/>
+          <w:i/>
+          <w:iCs/>
+          <w:sz w:val="24"/>
+          <w:szCs w:val="24"/>
+        </w:rPr>
+        <w:t xml:space="preserve"> </w:t>
+      </w:r>
+      <w:r>
+        <w:rPr>
+          <w:rFonts w:ascii="Times New Roman" w:hAnsi="Times New Roman" w:cs="Times New Roman"/>
+          <w:sz w:val="24"/>
+          <w:szCs w:val="24"/>
+        </w:rPr>
+        <w:t>of</w:t>
+      </w:r>
+      <w:r>
+        <w:rPr>
+          <w:rFonts w:ascii="Times New Roman" w:hAnsi="Times New Roman" w:cs="Times New Roman"/>
+          <w:i/>
+          <w:iCs/>
+          <w:sz w:val="24"/>
+          <w:szCs w:val="24"/>
+        </w:rPr>
+        <w:t xml:space="preserve"> Computers, Environment and Urban Systems</w:t>
       </w:r>
       <w:r>
         <w:rPr>
@@ -1088,7 +1136,6 @@
   <w:style w:type="character" w:default="1" w:styleId="a0">
     <w:name w:val="Default Paragraph Font"/>
     <w:uiPriority w:val="1"/>
-    <w:semiHidden/>
     <w:unhideWhenUsed/>
   </w:style>
   <w:style w:type="table" w:default="1" w:styleId="a1">
